--- a/static/Referto_Base.docx
+++ b/static/Referto_Base.docx
@@ -4323,538 +4323,26 @@
           <w:spacing w:val="-1"/>
           <w:lang w:val="it-IT"/>
         </w:rPr>
-        <w:t>Il</w:t>
-      </w:r>
-      <w:r>
-        <w:rPr>
-          <w:spacing w:val="18"/>
-          <w:lang w:val="it-IT"/>
-        </w:rPr>
-        <w:t xml:space="preserve"> </w:t>
-      </w:r>
-      <w:r>
-        <w:rPr>
-          <w:spacing w:val="-1"/>
-          <w:lang w:val="it-IT"/>
-        </w:rPr>
-        <w:t>diabete</w:t>
-      </w:r>
-      <w:r>
-        <w:rPr>
-          <w:spacing w:val="18"/>
-          <w:lang w:val="it-IT"/>
-        </w:rPr>
-        <w:t xml:space="preserve"> </w:t>
-      </w:r>
-      <w:r>
-        <w:rPr>
-          <w:spacing w:val="-1"/>
-          <w:lang w:val="it-IT"/>
-        </w:rPr>
-        <w:t>di</w:t>
-      </w:r>
-      <w:r>
-        <w:rPr>
-          <w:spacing w:val="19"/>
-          <w:lang w:val="it-IT"/>
-        </w:rPr>
-        <w:t xml:space="preserve"> </w:t>
-      </w:r>
-      <w:r>
-        <w:rPr>
-          <w:spacing w:val="-1"/>
-          <w:lang w:val="it-IT"/>
-        </w:rPr>
-        <w:t>tipo</w:t>
-      </w:r>
-      <w:r>
-        <w:rPr>
-          <w:spacing w:val="17"/>
-          <w:lang w:val="it-IT"/>
-        </w:rPr>
-        <w:t xml:space="preserve"> </w:t>
-      </w:r>
-      <w:r>
-        <w:rPr>
-          <w:lang w:val="it-IT"/>
-        </w:rPr>
-        <w:t>2</w:t>
-      </w:r>
-      <w:r>
-        <w:rPr>
-          <w:spacing w:val="19"/>
-          <w:lang w:val="it-IT"/>
-        </w:rPr>
-        <w:t xml:space="preserve"> </w:t>
-      </w:r>
-      <w:r>
-        <w:rPr>
-          <w:spacing w:val="-1"/>
-          <w:lang w:val="it-IT"/>
-        </w:rPr>
-        <w:t>si</w:t>
-      </w:r>
-      <w:r>
-        <w:rPr>
-          <w:spacing w:val="19"/>
-          <w:lang w:val="it-IT"/>
-        </w:rPr>
-        <w:t xml:space="preserve"> </w:t>
-      </w:r>
-      <w:r>
-        <w:rPr>
-          <w:spacing w:val="-1"/>
-          <w:lang w:val="it-IT"/>
-        </w:rPr>
-        <w:t>verifica</w:t>
-      </w:r>
-      <w:r>
-        <w:rPr>
-          <w:spacing w:val="18"/>
-          <w:lang w:val="it-IT"/>
-        </w:rPr>
-        <w:t xml:space="preserve"> </w:t>
-      </w:r>
-      <w:r>
-        <w:rPr>
-          <w:spacing w:val="-1"/>
-          <w:lang w:val="it-IT"/>
-        </w:rPr>
-        <w:t>quando</w:t>
-      </w:r>
-      <w:r>
-        <w:rPr>
-          <w:spacing w:val="19"/>
-          <w:lang w:val="it-IT"/>
-        </w:rPr>
-        <w:t xml:space="preserve"> </w:t>
-      </w:r>
-      <w:r>
-        <w:rPr>
-          <w:spacing w:val="-1"/>
-          <w:lang w:val="it-IT"/>
-        </w:rPr>
-        <w:t>il</w:t>
-      </w:r>
-      <w:r>
-        <w:rPr>
-          <w:spacing w:val="19"/>
-          <w:lang w:val="it-IT"/>
-        </w:rPr>
-        <w:t xml:space="preserve"> </w:t>
-      </w:r>
-      <w:r>
-        <w:rPr>
-          <w:spacing w:val="-1"/>
-          <w:lang w:val="it-IT"/>
-        </w:rPr>
-        <w:t>corpo</w:t>
-      </w:r>
-      <w:r>
-        <w:rPr>
-          <w:spacing w:val="20"/>
-          <w:lang w:val="it-IT"/>
-        </w:rPr>
-        <w:t xml:space="preserve"> </w:t>
-      </w:r>
-      <w:r>
-        <w:rPr>
-          <w:spacing w:val="-1"/>
-          <w:lang w:val="it-IT"/>
-        </w:rPr>
-        <w:t>produce</w:t>
-      </w:r>
-      <w:r>
-        <w:rPr>
-          <w:spacing w:val="18"/>
-          <w:lang w:val="it-IT"/>
-        </w:rPr>
-        <w:t xml:space="preserve"> </w:t>
-      </w:r>
-      <w:r>
-        <w:rPr>
-          <w:spacing w:val="-1"/>
-          <w:lang w:val="it-IT"/>
-        </w:rPr>
-        <w:t>una</w:t>
-      </w:r>
-      <w:r>
-        <w:rPr>
-          <w:spacing w:val="15"/>
-          <w:lang w:val="it-IT"/>
-        </w:rPr>
-        <w:t xml:space="preserve"> </w:t>
-      </w:r>
-      <w:r>
-        <w:rPr>
-          <w:spacing w:val="-1"/>
-          <w:lang w:val="it-IT"/>
-        </w:rPr>
-        <w:t>quantità</w:t>
-      </w:r>
-      <w:r>
-        <w:rPr>
-          <w:spacing w:val="15"/>
-          <w:lang w:val="it-IT"/>
-        </w:rPr>
-        <w:t xml:space="preserve"> </w:t>
-      </w:r>
-      <w:r>
-        <w:rPr>
-          <w:spacing w:val="-1"/>
-          <w:lang w:val="it-IT"/>
-        </w:rPr>
-        <w:t>insufficiente</w:t>
-      </w:r>
-      <w:r>
-        <w:rPr>
-          <w:spacing w:val="16"/>
-          <w:lang w:val="it-IT"/>
-        </w:rPr>
-        <w:t xml:space="preserve"> </w:t>
-      </w:r>
-      <w:r>
-        <w:rPr>
-          <w:spacing w:val="-1"/>
-          <w:lang w:val="it-IT"/>
-        </w:rPr>
-        <w:t>di</w:t>
-      </w:r>
-      <w:r>
-        <w:rPr>
-          <w:spacing w:val="16"/>
-          <w:lang w:val="it-IT"/>
-        </w:rPr>
-        <w:t xml:space="preserve"> </w:t>
-      </w:r>
-      <w:r>
-        <w:rPr>
-          <w:spacing w:val="-1"/>
-          <w:lang w:val="it-IT"/>
-        </w:rPr>
-        <w:t>insulina</w:t>
-      </w:r>
-      <w:r>
-        <w:rPr>
-          <w:spacing w:val="15"/>
-          <w:lang w:val="it-IT"/>
-        </w:rPr>
-        <w:t xml:space="preserve"> </w:t>
-      </w:r>
-      <w:r>
-        <w:rPr>
-          <w:spacing w:val="-1"/>
-          <w:lang w:val="it-IT"/>
-        </w:rPr>
-        <w:t>per</w:t>
-      </w:r>
-      <w:r>
-        <w:rPr>
-          <w:spacing w:val="34"/>
-          <w:w w:val="99"/>
-          <w:lang w:val="it-IT"/>
-        </w:rPr>
-        <w:t xml:space="preserve"> </w:t>
-      </w:r>
-      <w:r>
-        <w:rPr>
-          <w:spacing w:val="-1"/>
-          <w:lang w:val="it-IT"/>
-        </w:rPr>
-        <w:t>poter</w:t>
-      </w:r>
-      <w:r>
-        <w:rPr>
-          <w:spacing w:val="8"/>
-          <w:lang w:val="it-IT"/>
-        </w:rPr>
-        <w:t xml:space="preserve"> </w:t>
-      </w:r>
-      <w:r>
-        <w:rPr>
-          <w:spacing w:val="-1"/>
-          <w:lang w:val="it-IT"/>
-        </w:rPr>
-        <w:t>funzionare</w:t>
-      </w:r>
-      <w:r>
-        <w:rPr>
-          <w:spacing w:val="12"/>
-          <w:lang w:val="it-IT"/>
-        </w:rPr>
-        <w:t xml:space="preserve"> </w:t>
-      </w:r>
-      <w:r>
-        <w:rPr>
-          <w:spacing w:val="-1"/>
-          <w:lang w:val="it-IT"/>
-        </w:rPr>
-        <w:t>correttamente</w:t>
-      </w:r>
-      <w:r>
-        <w:rPr>
-          <w:spacing w:val="7"/>
-          <w:lang w:val="it-IT"/>
-        </w:rPr>
-        <w:t xml:space="preserve"> </w:t>
-      </w:r>
-      <w:r>
-        <w:rPr>
-          <w:lang w:val="it-IT"/>
-        </w:rPr>
-        <w:t>o</w:t>
-      </w:r>
-      <w:r>
-        <w:rPr>
-          <w:spacing w:val="8"/>
-          <w:lang w:val="it-IT"/>
-        </w:rPr>
-        <w:t xml:space="preserve"> </w:t>
-      </w:r>
-      <w:r>
-        <w:rPr>
-          <w:spacing w:val="-1"/>
-          <w:lang w:val="it-IT"/>
-        </w:rPr>
-        <w:t>quando</w:t>
-      </w:r>
-      <w:r>
-        <w:rPr>
-          <w:spacing w:val="8"/>
-          <w:lang w:val="it-IT"/>
-        </w:rPr>
-        <w:t xml:space="preserve"> </w:t>
-      </w:r>
-      <w:r>
-        <w:rPr>
-          <w:spacing w:val="-1"/>
-          <w:lang w:val="it-IT"/>
-        </w:rPr>
-        <w:t>si</w:t>
-      </w:r>
-      <w:r>
-        <w:rPr>
-          <w:spacing w:val="6"/>
-          <w:lang w:val="it-IT"/>
-        </w:rPr>
-        <w:t xml:space="preserve"> </w:t>
-      </w:r>
-      <w:r>
-        <w:rPr>
-          <w:spacing w:val="-1"/>
-          <w:lang w:val="it-IT"/>
-        </w:rPr>
-        <w:t>verifica</w:t>
-      </w:r>
-      <w:r>
-        <w:rPr>
-          <w:spacing w:val="8"/>
-          <w:lang w:val="it-IT"/>
-        </w:rPr>
-        <w:t xml:space="preserve"> </w:t>
-      </w:r>
-      <w:r>
-        <w:rPr>
-          <w:spacing w:val="-1"/>
-          <w:lang w:val="it-IT"/>
-        </w:rPr>
-        <w:t>la</w:t>
-      </w:r>
-      <w:r>
-        <w:rPr>
-          <w:spacing w:val="8"/>
-          <w:lang w:val="it-IT"/>
-        </w:rPr>
-        <w:t xml:space="preserve"> </w:t>
-      </w:r>
-      <w:r>
-        <w:rPr>
-          <w:spacing w:val="-1"/>
-          <w:lang w:val="it-IT"/>
-        </w:rPr>
-        <w:t>resistenza</w:t>
-      </w:r>
-      <w:r>
-        <w:rPr>
-          <w:spacing w:val="7"/>
-          <w:lang w:val="it-IT"/>
-        </w:rPr>
-        <w:t xml:space="preserve"> </w:t>
-      </w:r>
-      <w:r>
-        <w:rPr>
-          <w:spacing w:val="-1"/>
-          <w:lang w:val="it-IT"/>
-        </w:rPr>
-        <w:t>all'insulina,</w:t>
-      </w:r>
-      <w:r>
-        <w:rPr>
-          <w:spacing w:val="7"/>
-          <w:lang w:val="it-IT"/>
-        </w:rPr>
-        <w:t xml:space="preserve"> </w:t>
-      </w:r>
-      <w:r>
-        <w:rPr>
-          <w:spacing w:val="-1"/>
-          <w:lang w:val="it-IT"/>
-        </w:rPr>
-        <w:t>che</w:t>
-      </w:r>
-      <w:r>
-        <w:rPr>
-          <w:spacing w:val="9"/>
-          <w:lang w:val="it-IT"/>
-        </w:rPr>
-        <w:t xml:space="preserve"> </w:t>
-      </w:r>
-      <w:r>
-        <w:rPr>
-          <w:spacing w:val="-1"/>
-          <w:lang w:val="it-IT"/>
-        </w:rPr>
-        <w:t>descrive</w:t>
-      </w:r>
-      <w:r>
-        <w:rPr>
-          <w:spacing w:val="8"/>
-          <w:lang w:val="it-IT"/>
-        </w:rPr>
-        <w:t xml:space="preserve"> </w:t>
-      </w:r>
-      <w:r>
-        <w:rPr>
-          <w:spacing w:val="-1"/>
-          <w:lang w:val="it-IT"/>
-        </w:rPr>
-        <w:t>il</w:t>
-      </w:r>
-      <w:r>
-        <w:rPr>
-          <w:spacing w:val="7"/>
-          <w:lang w:val="it-IT"/>
-        </w:rPr>
-        <w:t xml:space="preserve"> </w:t>
-      </w:r>
-      <w:r>
-        <w:rPr>
-          <w:spacing w:val="-2"/>
-          <w:lang w:val="it-IT"/>
-        </w:rPr>
-        <w:t>fallimento</w:t>
-      </w:r>
-      <w:r>
-        <w:rPr>
-          <w:spacing w:val="7"/>
-          <w:lang w:val="it-IT"/>
-        </w:rPr>
-        <w:t xml:space="preserve"> </w:t>
-      </w:r>
-      <w:r>
-        <w:rPr>
-          <w:spacing w:val="-1"/>
-          <w:lang w:val="it-IT"/>
-        </w:rPr>
-        <w:t>delle</w:t>
-      </w:r>
-      <w:r>
-        <w:rPr>
-          <w:spacing w:val="8"/>
-          <w:lang w:val="it-IT"/>
-        </w:rPr>
-        <w:t xml:space="preserve"> </w:t>
-      </w:r>
-      <w:r>
-        <w:rPr>
-          <w:spacing w:val="-2"/>
-          <w:lang w:val="it-IT"/>
-        </w:rPr>
-        <w:t>cellule</w:t>
-      </w:r>
-      <w:r>
-        <w:rPr>
-          <w:spacing w:val="76"/>
-          <w:w w:val="99"/>
-          <w:lang w:val="it-IT"/>
-        </w:rPr>
-        <w:t xml:space="preserve"> </w:t>
-      </w:r>
-      <w:r>
-        <w:rPr>
-          <w:spacing w:val="-1"/>
-          <w:lang w:val="it-IT"/>
-        </w:rPr>
-        <w:t>del</w:t>
-      </w:r>
-      <w:r>
-        <w:rPr>
-          <w:spacing w:val="-8"/>
-          <w:lang w:val="it-IT"/>
-        </w:rPr>
-        <w:t xml:space="preserve"> </w:t>
-      </w:r>
-      <w:r>
-        <w:rPr>
-          <w:spacing w:val="-1"/>
-          <w:lang w:val="it-IT"/>
-        </w:rPr>
-        <w:t>corpo</w:t>
-      </w:r>
-      <w:r>
-        <w:rPr>
-          <w:spacing w:val="-4"/>
-          <w:lang w:val="it-IT"/>
-        </w:rPr>
-        <w:t xml:space="preserve"> </w:t>
-      </w:r>
-      <w:r>
-        <w:rPr>
-          <w:lang w:val="it-IT"/>
-        </w:rPr>
-        <w:t>a</w:t>
-      </w:r>
-      <w:r>
-        <w:rPr>
-          <w:spacing w:val="-7"/>
-          <w:lang w:val="it-IT"/>
-        </w:rPr>
-        <w:t xml:space="preserve"> </w:t>
-      </w:r>
-      <w:r>
-        <w:rPr>
-          <w:spacing w:val="-1"/>
-          <w:lang w:val="it-IT"/>
-        </w:rPr>
-        <w:t>reagire</w:t>
-      </w:r>
-      <w:r>
-        <w:rPr>
-          <w:spacing w:val="-7"/>
-          <w:lang w:val="it-IT"/>
-        </w:rPr>
-        <w:t xml:space="preserve"> </w:t>
-      </w:r>
-      <w:r>
-        <w:rPr>
-          <w:spacing w:val="-1"/>
-          <w:lang w:val="it-IT"/>
-        </w:rPr>
-        <w:t>con</w:t>
-      </w:r>
-      <w:r>
-        <w:rPr>
-          <w:spacing w:val="-6"/>
-          <w:lang w:val="it-IT"/>
-        </w:rPr>
-        <w:t xml:space="preserve"> </w:t>
-      </w:r>
-      <w:r>
-        <w:rPr>
-          <w:spacing w:val="-1"/>
-          <w:lang w:val="it-IT"/>
-        </w:rPr>
-        <w:t>l'insulina.</w:t>
+        <w:t>Il diabete di tipo 2 si manifesta quando il corpo non produce una quantità sufficiente di insulina per</w:t>
+        <w:t xml:space="preserve"> funzionare adeguatamente, o quando le cellule sviluppano una resistenza all’insulina, ossia non</w:t>
+      </w:r>
+    </w:p>
+    <w:p>
+      <w:pPr>
+        <w:pStyle w:val="BodyText"/>
+        <w:spacing w:lineRule="auto" w:line="271"/>
+        <w:ind w:hanging="0" w:left="108" w:right="117"/>
+        <w:jc w:val="both"/>
+        <w:rPr>
+          <w:lang w:val="it-IT"/>
+        </w:rPr>
+      </w:pPr>
+      <w:r>
+        <w:rPr>
+          <w:spacing w:val="-1"/>
+          <w:lang w:val="it-IT"/>
+        </w:rPr>
+        <w:t>rispondono efficacemente alla sua presenza.</w:t>
       </w:r>
     </w:p>
     <w:p>
@@ -7273,10 +6761,10 @@
         <w:tblLook w:val="04a0" w:noHBand="0" w:noVBand="1" w:firstColumn="1" w:lastRow="0" w:lastColumn="0" w:firstRow="1"/>
       </w:tblPr>
       <w:tblGrid>
-        <w:gridCol w:w="1525"/>
-        <w:gridCol w:w="2331"/>
-        <w:gridCol w:w="1612"/>
-        <w:gridCol w:w="2349"/>
+        <w:gridCol w:w="1524"/>
+        <w:gridCol w:w="2332"/>
+        <w:gridCol w:w="1611"/>
+        <w:gridCol w:w="2350"/>
         <w:gridCol w:w="2606"/>
       </w:tblGrid>
       <w:tr>
@@ -7285,7 +6773,7 @@
         </w:trPr>
         <w:tc>
           <w:tcPr>
-            <w:tcW w:w="1525" w:type="dxa"/>
+            <w:tcW w:w="1524" w:type="dxa"/>
             <w:tcBorders>
               <w:right w:val="nil"/>
             </w:tcBorders>
@@ -7325,7 +6813,7 @@
         </w:tc>
         <w:tc>
           <w:tcPr>
-            <w:tcW w:w="2331" w:type="dxa"/>
+            <w:tcW w:w="2332" w:type="dxa"/>
             <w:tcBorders/>
             <w:shd w:color="auto" w:fill="808080" w:themeFill="background1" w:themeFillShade="80" w:val="clear"/>
           </w:tcPr>
@@ -7405,7 +6893,7 @@
         </w:trPr>
         <w:tc>
           <w:tcPr>
-            <w:tcW w:w="1525" w:type="dxa"/>
+            <w:tcW w:w="1524" w:type="dxa"/>
             <w:tcBorders>
               <w:right w:val="nil"/>
             </w:tcBorders>
@@ -7423,13 +6911,15 @@
               </w:rPr>
             </w:pPr>
             <w:r>
-              <w:rPr/>
+              <w:rPr>
+                <w:lang w:val="it-IT"/>
+              </w:rPr>
             </w:r>
           </w:p>
         </w:tc>
         <w:tc>
           <w:tcPr>
-            <w:tcW w:w="2331" w:type="dxa"/>
+            <w:tcW w:w="2332" w:type="dxa"/>
             <w:tcBorders/>
           </w:tcPr>
           <w:p>
@@ -7453,7 +6943,7 @@
         </w:tc>
         <w:tc>
           <w:tcPr>
-            <w:tcW w:w="1612" w:type="dxa"/>
+            <w:tcW w:w="1611" w:type="dxa"/>
             <w:tcBorders/>
           </w:tcPr>
           <w:p>
@@ -7488,7 +6978,7 @@
         </w:tc>
         <w:tc>
           <w:tcPr>
-            <w:tcW w:w="2349" w:type="dxa"/>
+            <w:tcW w:w="2350" w:type="dxa"/>
             <w:tcBorders/>
           </w:tcPr>
           <w:p>
@@ -7721,7 +7211,7 @@
       <w:pPr>
         <w:pStyle w:val="BodyText"/>
         <w:spacing w:lineRule="auto" w:line="276" w:before="74" w:after="0"/>
-        <w:ind w:hanging="0" w:left="108" w:right="118"/>
+        <w:ind w:hanging="0" w:left="108" w:right="98"/>
         <w:jc w:val="both"/>
         <w:rPr>
           <w:lang w:val="it-IT"/>
@@ -7732,1113 +7222,32 @@
           <w:spacing w:val="-1"/>
           <w:lang w:val="it-IT"/>
         </w:rPr>
-        <w:t>Il</w:t>
-      </w:r>
-      <w:r>
-        <w:rPr>
-          <w:spacing w:val="44"/>
-          <w:lang w:val="it-IT"/>
-        </w:rPr>
-        <w:t xml:space="preserve"> </w:t>
-      </w:r>
-      <w:r>
-        <w:rPr>
-          <w:spacing w:val="-1"/>
-          <w:lang w:val="it-IT"/>
-        </w:rPr>
-        <w:t>test</w:t>
-      </w:r>
-      <w:r>
-        <w:rPr>
-          <w:spacing w:val="41"/>
-          <w:lang w:val="it-IT"/>
-        </w:rPr>
-        <w:t xml:space="preserve"> </w:t>
-      </w:r>
-      <w:r>
-        <w:rPr>
-          <w:spacing w:val="-1"/>
-          <w:lang w:val="it-IT"/>
-        </w:rPr>
-        <w:t>contempla</w:t>
-      </w:r>
-      <w:r>
-        <w:rPr>
-          <w:spacing w:val="41"/>
-          <w:lang w:val="it-IT"/>
-        </w:rPr>
-        <w:t xml:space="preserve"> </w:t>
-      </w:r>
-      <w:r>
-        <w:rPr>
-          <w:spacing w:val="-1"/>
-          <w:lang w:val="it-IT"/>
-        </w:rPr>
-        <w:t>uno</w:t>
-      </w:r>
-      <w:r>
-        <w:rPr>
-          <w:spacing w:val="40"/>
-          <w:lang w:val="it-IT"/>
-        </w:rPr>
-        <w:t xml:space="preserve"> </w:t>
-      </w:r>
-      <w:r>
-        <w:rPr>
-          <w:spacing w:val="-1"/>
-          <w:lang w:val="it-IT"/>
-        </w:rPr>
-        <w:t>studio</w:t>
-      </w:r>
-      <w:r>
-        <w:rPr>
-          <w:spacing w:val="40"/>
-          <w:lang w:val="it-IT"/>
-        </w:rPr>
-        <w:t xml:space="preserve"> </w:t>
-      </w:r>
-      <w:r>
-        <w:rPr>
-          <w:spacing w:val="-1"/>
-          <w:lang w:val="it-IT"/>
-        </w:rPr>
-        <w:t>mirato</w:t>
-      </w:r>
-      <w:r>
-        <w:rPr>
-          <w:spacing w:val="41"/>
-          <w:lang w:val="it-IT"/>
-        </w:rPr>
-        <w:t xml:space="preserve"> </w:t>
-      </w:r>
-      <w:r>
-        <w:rPr>
-          <w:spacing w:val="-1"/>
-          <w:lang w:val="it-IT"/>
-        </w:rPr>
-        <w:t>alle</w:t>
-      </w:r>
-      <w:r>
-        <w:rPr>
-          <w:spacing w:val="41"/>
-          <w:lang w:val="it-IT"/>
-        </w:rPr>
-        <w:t xml:space="preserve"> </w:t>
-      </w:r>
-      <w:r>
-        <w:rPr>
-          <w:spacing w:val="-1"/>
-          <w:lang w:val="it-IT"/>
-        </w:rPr>
-        <w:t>sole</w:t>
-      </w:r>
-      <w:r>
-        <w:rPr>
-          <w:spacing w:val="39"/>
-          <w:lang w:val="it-IT"/>
-        </w:rPr>
-        <w:t xml:space="preserve"> </w:t>
-      </w:r>
-      <w:r>
-        <w:rPr>
-          <w:spacing w:val="-1"/>
-          <w:lang w:val="it-IT"/>
-        </w:rPr>
-        <w:t>variazioni</w:t>
-      </w:r>
-      <w:r>
-        <w:rPr>
-          <w:spacing w:val="42"/>
-          <w:lang w:val="it-IT"/>
-        </w:rPr>
-        <w:t xml:space="preserve"> </w:t>
-      </w:r>
-      <w:r>
-        <w:rPr>
-          <w:spacing w:val="-2"/>
-          <w:lang w:val="it-IT"/>
-        </w:rPr>
-        <w:t>genetiche</w:t>
-      </w:r>
-      <w:r>
-        <w:rPr>
-          <w:spacing w:val="40"/>
-          <w:lang w:val="it-IT"/>
-        </w:rPr>
-        <w:t xml:space="preserve"> </w:t>
-      </w:r>
-      <w:r>
-        <w:rPr>
-          <w:spacing w:val="-1"/>
-          <w:lang w:val="it-IT"/>
-        </w:rPr>
-        <w:t>sulla</w:t>
-      </w:r>
-      <w:r>
-        <w:rPr>
-          <w:spacing w:val="42"/>
-          <w:lang w:val="it-IT"/>
-        </w:rPr>
-        <w:t xml:space="preserve"> </w:t>
-      </w:r>
-      <w:r>
-        <w:rPr>
-          <w:spacing w:val="-1"/>
-          <w:lang w:val="it-IT"/>
-        </w:rPr>
-        <w:t>cui</w:t>
-      </w:r>
-      <w:r>
-        <w:rPr>
-          <w:spacing w:val="40"/>
-          <w:lang w:val="it-IT"/>
-        </w:rPr>
-        <w:t xml:space="preserve"> </w:t>
-      </w:r>
-      <w:r>
-        <w:rPr>
-          <w:spacing w:val="-1"/>
-          <w:lang w:val="it-IT"/>
-        </w:rPr>
-        <w:t>corresponsabilità</w:t>
-      </w:r>
-      <w:r>
-        <w:rPr>
-          <w:spacing w:val="41"/>
-          <w:lang w:val="it-IT"/>
-        </w:rPr>
-        <w:t xml:space="preserve"> </w:t>
-      </w:r>
-      <w:r>
-        <w:rPr>
-          <w:spacing w:val="-1"/>
-          <w:lang w:val="it-IT"/>
-        </w:rPr>
-        <w:t>nell'insorgenza</w:t>
-      </w:r>
-      <w:r>
-        <w:rPr>
-          <w:spacing w:val="41"/>
-          <w:lang w:val="it-IT"/>
-        </w:rPr>
-        <w:t xml:space="preserve"> </w:t>
-      </w:r>
-      <w:r>
-        <w:rPr>
-          <w:spacing w:val="-1"/>
-          <w:lang w:val="it-IT"/>
-        </w:rPr>
-        <w:t>di</w:t>
-      </w:r>
-      <w:r>
-        <w:rPr>
-          <w:spacing w:val="47"/>
-          <w:w w:val="99"/>
-          <w:lang w:val="it-IT"/>
-        </w:rPr>
-        <w:t xml:space="preserve"> </w:t>
-      </w:r>
-      <w:r>
-        <w:rPr>
-          <w:spacing w:val="-1"/>
-          <w:lang w:val="it-IT"/>
-        </w:rPr>
-        <w:t>patologie</w:t>
-      </w:r>
-      <w:r>
-        <w:rPr>
-          <w:lang w:val="it-IT"/>
-        </w:rPr>
-        <w:t xml:space="preserve"> </w:t>
-      </w:r>
-      <w:r>
-        <w:rPr>
-          <w:spacing w:val="-1"/>
-          <w:lang w:val="it-IT"/>
-        </w:rPr>
-        <w:t>complesse</w:t>
-      </w:r>
-      <w:r>
-        <w:rPr>
-          <w:spacing w:val="1"/>
-          <w:lang w:val="it-IT"/>
-        </w:rPr>
-        <w:t xml:space="preserve"> </w:t>
-      </w:r>
-      <w:r>
-        <w:rPr>
-          <w:lang w:val="it-IT"/>
-        </w:rPr>
-        <w:t>(es.</w:t>
-      </w:r>
-      <w:r>
-        <w:rPr>
-          <w:spacing w:val="54"/>
-          <w:lang w:val="it-IT"/>
-        </w:rPr>
-        <w:t xml:space="preserve"> </w:t>
-      </w:r>
-      <w:r>
-        <w:rPr>
-          <w:spacing w:val="-1"/>
-          <w:lang w:val="it-IT"/>
-        </w:rPr>
-        <w:t>Obesità,</w:t>
-      </w:r>
-      <w:r>
-        <w:rPr>
-          <w:spacing w:val="1"/>
-          <w:lang w:val="it-IT"/>
-        </w:rPr>
-        <w:t xml:space="preserve"> </w:t>
-      </w:r>
-      <w:r>
-        <w:rPr>
-          <w:spacing w:val="-2"/>
-          <w:lang w:val="it-IT"/>
-        </w:rPr>
-        <w:t>Diabete</w:t>
-      </w:r>
-      <w:r>
-        <w:rPr>
-          <w:spacing w:val="1"/>
-          <w:lang w:val="it-IT"/>
-        </w:rPr>
-        <w:t xml:space="preserve"> </w:t>
-      </w:r>
-      <w:r>
-        <w:rPr>
-          <w:spacing w:val="-1"/>
-          <w:lang w:val="it-IT"/>
-        </w:rPr>
-        <w:t>di</w:t>
-      </w:r>
-      <w:r>
-        <w:rPr>
-          <w:spacing w:val="1"/>
-          <w:lang w:val="it-IT"/>
-        </w:rPr>
-        <w:t xml:space="preserve"> </w:t>
-      </w:r>
-      <w:r>
-        <w:rPr>
-          <w:spacing w:val="-1"/>
-          <w:lang w:val="it-IT"/>
-        </w:rPr>
-        <w:t>tipo</w:t>
-      </w:r>
-      <w:r>
-        <w:rPr>
-          <w:spacing w:val="55"/>
-          <w:lang w:val="it-IT"/>
-        </w:rPr>
-        <w:t xml:space="preserve"> </w:t>
-      </w:r>
-      <w:r>
-        <w:rPr>
-          <w:spacing w:val="-1"/>
-          <w:lang w:val="it-IT"/>
-        </w:rPr>
-        <w:t>2,</w:t>
-      </w:r>
-      <w:r>
-        <w:rPr>
-          <w:spacing w:val="1"/>
-          <w:lang w:val="it-IT"/>
-        </w:rPr>
-        <w:t xml:space="preserve"> </w:t>
-      </w:r>
-      <w:r>
-        <w:rPr>
-          <w:spacing w:val="-1"/>
-          <w:lang w:val="it-IT"/>
-        </w:rPr>
-        <w:t>patologie</w:t>
-      </w:r>
-      <w:r>
-        <w:rPr>
-          <w:spacing w:val="1"/>
-          <w:lang w:val="it-IT"/>
-        </w:rPr>
-        <w:t xml:space="preserve"> </w:t>
-      </w:r>
-      <w:r>
-        <w:rPr>
-          <w:spacing w:val="-1"/>
-          <w:lang w:val="it-IT"/>
-        </w:rPr>
-        <w:t>cardiovascolari)</w:t>
-      </w:r>
-      <w:r>
-        <w:rPr>
-          <w:spacing w:val="1"/>
-          <w:lang w:val="it-IT"/>
-        </w:rPr>
-        <w:t xml:space="preserve"> </w:t>
-      </w:r>
-      <w:r>
-        <w:rPr>
-          <w:spacing w:val="-1"/>
-          <w:lang w:val="it-IT"/>
-        </w:rPr>
-        <w:t>vi</w:t>
-      </w:r>
-      <w:r>
-        <w:rPr>
-          <w:spacing w:val="54"/>
-          <w:lang w:val="it-IT"/>
-        </w:rPr>
-        <w:t xml:space="preserve"> </w:t>
-      </w:r>
-      <w:r>
-        <w:rPr>
-          <w:lang w:val="it-IT"/>
-        </w:rPr>
-        <w:t>è</w:t>
-      </w:r>
-      <w:r>
-        <w:rPr>
-          <w:spacing w:val="1"/>
-          <w:lang w:val="it-IT"/>
-        </w:rPr>
-        <w:t xml:space="preserve"> </w:t>
-      </w:r>
-      <w:r>
-        <w:rPr>
-          <w:lang w:val="it-IT"/>
-        </w:rPr>
-        <w:t>a</w:t>
-      </w:r>
-      <w:r>
-        <w:rPr>
-          <w:spacing w:val="1"/>
-          <w:lang w:val="it-IT"/>
-        </w:rPr>
-        <w:t xml:space="preserve"> </w:t>
-      </w:r>
-      <w:r>
-        <w:rPr>
-          <w:spacing w:val="-1"/>
-          <w:lang w:val="it-IT"/>
-        </w:rPr>
-        <w:t>sostegno</w:t>
-      </w:r>
-      <w:r>
-        <w:rPr>
-          <w:lang w:val="it-IT"/>
-        </w:rPr>
-        <w:t xml:space="preserve"> </w:t>
-      </w:r>
-      <w:r>
-        <w:rPr>
-          <w:spacing w:val="-1"/>
-          <w:lang w:val="it-IT"/>
-        </w:rPr>
-        <w:t>una</w:t>
-      </w:r>
-      <w:r>
-        <w:rPr>
-          <w:spacing w:val="1"/>
-          <w:lang w:val="it-IT"/>
-        </w:rPr>
-        <w:t xml:space="preserve"> </w:t>
-      </w:r>
-      <w:r>
-        <w:rPr>
-          <w:spacing w:val="-1"/>
-          <w:lang w:val="it-IT"/>
-        </w:rPr>
-        <w:t>estesa</w:t>
-      </w:r>
-      <w:r>
-        <w:rPr>
-          <w:spacing w:val="36"/>
-          <w:w w:val="99"/>
-          <w:lang w:val="it-IT"/>
-        </w:rPr>
-        <w:t xml:space="preserve"> </w:t>
-      </w:r>
-      <w:r>
-        <w:rPr>
-          <w:spacing w:val="-1"/>
-          <w:lang w:val="it-IT"/>
-        </w:rPr>
-        <w:t>letteratura</w:t>
-      </w:r>
-      <w:r>
-        <w:rPr>
-          <w:spacing w:val="-3"/>
-          <w:lang w:val="it-IT"/>
-        </w:rPr>
-        <w:t xml:space="preserve"> </w:t>
-      </w:r>
-      <w:r>
-        <w:rPr>
-          <w:spacing w:val="-1"/>
-          <w:lang w:val="it-IT"/>
-        </w:rPr>
-        <w:t>scientifica.</w:t>
-      </w:r>
-      <w:r>
-        <w:rPr>
-          <w:spacing w:val="-6"/>
-          <w:lang w:val="it-IT"/>
-        </w:rPr>
-        <w:t xml:space="preserve"> </w:t>
-      </w:r>
-      <w:r>
-        <w:rPr>
-          <w:spacing w:val="-1"/>
-          <w:lang w:val="it-IT"/>
-        </w:rPr>
-        <w:t>Questo</w:t>
-      </w:r>
-      <w:r>
-        <w:rPr>
-          <w:spacing w:val="-3"/>
-          <w:lang w:val="it-IT"/>
-        </w:rPr>
-        <w:t xml:space="preserve"> </w:t>
-      </w:r>
-      <w:r>
-        <w:rPr>
-          <w:spacing w:val="-1"/>
-          <w:lang w:val="it-IT"/>
-        </w:rPr>
-        <w:t>test</w:t>
-      </w:r>
-      <w:r>
-        <w:rPr>
-          <w:spacing w:val="-3"/>
-          <w:lang w:val="it-IT"/>
-        </w:rPr>
-        <w:t xml:space="preserve"> </w:t>
-      </w:r>
-      <w:r>
-        <w:rPr>
-          <w:spacing w:val="-1"/>
-          <w:lang w:val="it-IT"/>
-        </w:rPr>
-        <w:t>rappresenta</w:t>
-      </w:r>
-      <w:r>
-        <w:rPr>
-          <w:spacing w:val="-4"/>
-          <w:lang w:val="it-IT"/>
-        </w:rPr>
-        <w:t xml:space="preserve"> </w:t>
-      </w:r>
-      <w:r>
-        <w:rPr>
-          <w:spacing w:val="-1"/>
-          <w:lang w:val="it-IT"/>
-        </w:rPr>
-        <w:t>un</w:t>
-      </w:r>
-      <w:r>
-        <w:rPr>
-          <w:spacing w:val="-4"/>
-          <w:lang w:val="it-IT"/>
-        </w:rPr>
-        <w:t xml:space="preserve"> </w:t>
-      </w:r>
-      <w:r>
-        <w:rPr>
-          <w:spacing w:val="-1"/>
-          <w:lang w:val="it-IT"/>
-        </w:rPr>
-        <w:t>utilissimo</w:t>
-      </w:r>
-      <w:r>
-        <w:rPr>
-          <w:spacing w:val="-6"/>
-          <w:lang w:val="it-IT"/>
-        </w:rPr>
-        <w:t xml:space="preserve"> </w:t>
-      </w:r>
-      <w:r>
-        <w:rPr>
-          <w:spacing w:val="-1"/>
-          <w:lang w:val="it-IT"/>
-        </w:rPr>
-        <w:t>strumento</w:t>
-      </w:r>
-      <w:r>
-        <w:rPr>
-          <w:spacing w:val="-5"/>
-          <w:lang w:val="it-IT"/>
-        </w:rPr>
-        <w:t xml:space="preserve"> </w:t>
-      </w:r>
-      <w:r>
-        <w:rPr>
-          <w:spacing w:val="-1"/>
-          <w:lang w:val="it-IT"/>
-        </w:rPr>
-        <w:t>ai</w:t>
-      </w:r>
-      <w:r>
-        <w:rPr>
-          <w:spacing w:val="-4"/>
-          <w:lang w:val="it-IT"/>
-        </w:rPr>
-        <w:t xml:space="preserve"> </w:t>
-      </w:r>
-      <w:r>
-        <w:rPr>
-          <w:spacing w:val="-1"/>
-          <w:lang w:val="it-IT"/>
-        </w:rPr>
-        <w:t>fini</w:t>
-      </w:r>
-      <w:r>
-        <w:rPr>
-          <w:spacing w:val="-6"/>
-          <w:lang w:val="it-IT"/>
-        </w:rPr>
-        <w:t xml:space="preserve"> </w:t>
-      </w:r>
-      <w:r>
-        <w:rPr>
-          <w:spacing w:val="-1"/>
-          <w:lang w:val="it-IT"/>
-        </w:rPr>
-        <w:t>del</w:t>
-      </w:r>
-      <w:r>
-        <w:rPr>
-          <w:spacing w:val="-6"/>
-          <w:lang w:val="it-IT"/>
-        </w:rPr>
-        <w:t xml:space="preserve"> </w:t>
-      </w:r>
-      <w:r>
-        <w:rPr>
-          <w:spacing w:val="-1"/>
-          <w:lang w:val="it-IT"/>
-        </w:rPr>
-        <w:t>tuo</w:t>
-      </w:r>
-      <w:r>
-        <w:rPr>
-          <w:spacing w:val="-6"/>
-          <w:lang w:val="it-IT"/>
-        </w:rPr>
-        <w:t xml:space="preserve"> </w:t>
-      </w:r>
-      <w:r>
-        <w:rPr>
-          <w:spacing w:val="-1"/>
-          <w:lang w:val="it-IT"/>
-        </w:rPr>
-        <w:t>benessere.</w:t>
-      </w:r>
-      <w:r>
-        <w:rPr>
-          <w:spacing w:val="-7"/>
-          <w:lang w:val="it-IT"/>
-        </w:rPr>
-        <w:t xml:space="preserve"> </w:t>
-      </w:r>
-      <w:r>
-        <w:rPr>
-          <w:spacing w:val="-1"/>
-          <w:lang w:val="it-IT"/>
-        </w:rPr>
-        <w:t>Va</w:t>
-      </w:r>
-      <w:r>
-        <w:rPr>
-          <w:spacing w:val="-6"/>
-          <w:lang w:val="it-IT"/>
-        </w:rPr>
-        <w:t xml:space="preserve"> </w:t>
-      </w:r>
-      <w:r>
-        <w:rPr>
-          <w:spacing w:val="-1"/>
-          <w:lang w:val="it-IT"/>
-        </w:rPr>
-        <w:t>però</w:t>
-      </w:r>
-      <w:r>
-        <w:rPr>
-          <w:spacing w:val="-6"/>
-          <w:lang w:val="it-IT"/>
-        </w:rPr>
-        <w:t xml:space="preserve"> </w:t>
-      </w:r>
-      <w:r>
-        <w:rPr>
-          <w:spacing w:val="-1"/>
-          <w:lang w:val="it-IT"/>
-        </w:rPr>
-        <w:t>sottolineato</w:t>
-      </w:r>
-      <w:r>
-        <w:rPr>
-          <w:spacing w:val="34"/>
-          <w:w w:val="99"/>
-          <w:lang w:val="it-IT"/>
-        </w:rPr>
-        <w:t xml:space="preserve"> </w:t>
-      </w:r>
-      <w:r>
-        <w:rPr>
-          <w:spacing w:val="-1"/>
-          <w:lang w:val="it-IT"/>
-        </w:rPr>
-        <w:t>che</w:t>
-      </w:r>
-      <w:r>
-        <w:rPr>
-          <w:spacing w:val="21"/>
-          <w:lang w:val="it-IT"/>
-        </w:rPr>
-        <w:t xml:space="preserve"> </w:t>
+        <w:t xml:space="preserve">Il test si concentra esclusivamente sulle variazioni genetiche la cui correlazione con l'insorgenza di patologie complesse (come obesità, diabete di tipo 2 e malattie cardiovascolari) è supportata da un'ampia letteratura scientifica. Questo test rappresenta un utile strumento per il tuo benessere, ma </w:t>
       </w:r>
       <w:r>
         <w:rPr>
           <w:b/>
-          <w:lang w:val="it-IT"/>
-        </w:rPr>
-        <w:t>non</w:t>
+          <w:bCs/>
+          <w:spacing w:val="-1"/>
+          <w:lang w:val="it-IT"/>
+        </w:rPr>
+        <w:t>non costituisce una diagnosi clinica e non sostituisce il parere del medico</w:t>
+      </w:r>
+      <w:r>
+        <w:rPr>
+          <w:spacing w:val="-1"/>
+          <w:lang w:val="it-IT"/>
+        </w:rPr>
+        <w:t xml:space="preserve">. I risultati devono essere valutati ed approvati alla luce della storia anamnestica personale su </w:t>
       </w:r>
       <w:r>
         <w:rPr>
           <w:b/>
-          <w:spacing w:val="22"/>
-          <w:lang w:val="it-IT"/>
-        </w:rPr>
-        <w:t xml:space="preserve"> </w:t>
-      </w:r>
-      <w:r>
-        <w:rPr>
-          <w:b/>
-          <w:lang w:val="it-IT"/>
-        </w:rPr>
-        <w:t>rappresenta</w:t>
-      </w:r>
-      <w:r>
-        <w:rPr>
-          <w:b/>
-          <w:spacing w:val="19"/>
-          <w:lang w:val="it-IT"/>
-        </w:rPr>
-        <w:t xml:space="preserve"> </w:t>
-      </w:r>
-      <w:r>
-        <w:rPr>
-          <w:b/>
-          <w:spacing w:val="-1"/>
-          <w:lang w:val="it-IT"/>
-        </w:rPr>
-        <w:t>una</w:t>
-      </w:r>
-      <w:r>
-        <w:rPr>
-          <w:b/>
-          <w:spacing w:val="20"/>
-          <w:lang w:val="it-IT"/>
-        </w:rPr>
-        <w:t xml:space="preserve"> </w:t>
-      </w:r>
-      <w:r>
-        <w:rPr>
-          <w:b/>
-          <w:lang w:val="it-IT"/>
-        </w:rPr>
-        <w:t>diagnosi</w:t>
-      </w:r>
-      <w:r>
-        <w:rPr>
-          <w:b/>
-          <w:spacing w:val="21"/>
-          <w:lang w:val="it-IT"/>
-        </w:rPr>
-        <w:t xml:space="preserve"> </w:t>
-      </w:r>
-      <w:r>
-        <w:rPr>
-          <w:b/>
-          <w:lang w:val="it-IT"/>
-        </w:rPr>
-        <w:t>clinica,</w:t>
-      </w:r>
-      <w:r>
-        <w:rPr>
-          <w:b/>
-          <w:spacing w:val="18"/>
-          <w:lang w:val="it-IT"/>
-        </w:rPr>
-        <w:t xml:space="preserve"> </w:t>
-      </w:r>
-      <w:r>
-        <w:rPr>
-          <w:b/>
-          <w:lang w:val="it-IT"/>
-        </w:rPr>
-        <w:t>pertanto</w:t>
-      </w:r>
-      <w:r>
-        <w:rPr>
-          <w:b/>
-          <w:spacing w:val="21"/>
-          <w:lang w:val="it-IT"/>
-        </w:rPr>
-        <w:t xml:space="preserve"> </w:t>
-      </w:r>
-      <w:r>
-        <w:rPr>
-          <w:b/>
-          <w:lang w:val="it-IT"/>
-        </w:rPr>
-        <w:t>non</w:t>
-      </w:r>
-      <w:r>
-        <w:rPr>
-          <w:b/>
-          <w:spacing w:val="18"/>
-          <w:lang w:val="it-IT"/>
-        </w:rPr>
-        <w:t xml:space="preserve"> </w:t>
-      </w:r>
-      <w:r>
-        <w:rPr>
-          <w:b/>
-          <w:lang w:val="it-IT"/>
-        </w:rPr>
-        <w:t>sostituisce</w:t>
-      </w:r>
-      <w:r>
-        <w:rPr>
-          <w:b/>
-          <w:spacing w:val="20"/>
-          <w:lang w:val="it-IT"/>
-        </w:rPr>
-        <w:t xml:space="preserve"> </w:t>
-      </w:r>
-      <w:r>
-        <w:rPr>
-          <w:b/>
-          <w:spacing w:val="-1"/>
-          <w:lang w:val="it-IT"/>
-        </w:rPr>
-        <w:t>il</w:t>
-      </w:r>
-      <w:r>
-        <w:rPr>
-          <w:b/>
-          <w:spacing w:val="19"/>
-          <w:lang w:val="it-IT"/>
-        </w:rPr>
-        <w:t xml:space="preserve"> </w:t>
-      </w:r>
-      <w:r>
-        <w:rPr>
-          <w:b/>
-          <w:spacing w:val="-1"/>
-          <w:lang w:val="it-IT"/>
-        </w:rPr>
-        <w:t>parere</w:t>
-      </w:r>
-      <w:r>
-        <w:rPr>
-          <w:b/>
-          <w:spacing w:val="20"/>
-          <w:lang w:val="it-IT"/>
-        </w:rPr>
-        <w:t xml:space="preserve"> </w:t>
-      </w:r>
-      <w:r>
-        <w:rPr>
-          <w:b/>
-          <w:spacing w:val="-1"/>
-          <w:lang w:val="it-IT"/>
-        </w:rPr>
-        <w:t>del</w:t>
-      </w:r>
-      <w:r>
-        <w:rPr>
-          <w:b/>
-          <w:spacing w:val="20"/>
-          <w:lang w:val="it-IT"/>
-        </w:rPr>
-        <w:t xml:space="preserve"> </w:t>
-      </w:r>
-      <w:r>
-        <w:rPr>
-          <w:b/>
-          <w:spacing w:val="-1"/>
-          <w:lang w:val="it-IT"/>
-        </w:rPr>
-        <w:t>medico</w:t>
-      </w:r>
-      <w:r>
-        <w:rPr>
-          <w:spacing w:val="-1"/>
-          <w:lang w:val="it-IT"/>
-        </w:rPr>
-        <w:t>.</w:t>
-      </w:r>
-      <w:r>
-        <w:rPr>
-          <w:spacing w:val="19"/>
-          <w:lang w:val="it-IT"/>
-        </w:rPr>
-        <w:t xml:space="preserve"> </w:t>
-      </w:r>
-      <w:r>
-        <w:rPr>
-          <w:lang w:val="it-IT"/>
-        </w:rPr>
-        <w:t>I</w:t>
-      </w:r>
-      <w:r>
-        <w:rPr>
-          <w:spacing w:val="20"/>
-          <w:lang w:val="it-IT"/>
-        </w:rPr>
-        <w:t xml:space="preserve"> </w:t>
-      </w:r>
-      <w:r>
-        <w:rPr>
-          <w:spacing w:val="-1"/>
-          <w:lang w:val="it-IT"/>
-        </w:rPr>
-        <w:t>risultati</w:t>
-      </w:r>
-      <w:r>
-        <w:rPr>
-          <w:spacing w:val="19"/>
-          <w:lang w:val="it-IT"/>
-        </w:rPr>
-        <w:t xml:space="preserve"> </w:t>
-      </w:r>
-      <w:r>
-        <w:rPr>
-          <w:spacing w:val="-1"/>
-          <w:lang w:val="it-IT"/>
-        </w:rPr>
-        <w:t>devono</w:t>
-      </w:r>
-      <w:r>
-        <w:rPr>
-          <w:spacing w:val="28"/>
-          <w:w w:val="99"/>
-          <w:lang w:val="it-IT"/>
-        </w:rPr>
-        <w:t xml:space="preserve"> </w:t>
-      </w:r>
-      <w:r>
-        <w:rPr>
-          <w:spacing w:val="-1"/>
-          <w:lang w:val="it-IT"/>
-        </w:rPr>
-        <w:t>essere</w:t>
-      </w:r>
-      <w:r>
-        <w:rPr>
-          <w:spacing w:val="-8"/>
-          <w:lang w:val="it-IT"/>
-        </w:rPr>
-        <w:t xml:space="preserve"> </w:t>
-      </w:r>
-      <w:r>
-        <w:rPr>
-          <w:spacing w:val="-1"/>
-          <w:lang w:val="it-IT"/>
-        </w:rPr>
-        <w:t>valutati</w:t>
-      </w:r>
-      <w:r>
-        <w:rPr>
-          <w:spacing w:val="-7"/>
-          <w:lang w:val="it-IT"/>
-        </w:rPr>
-        <w:t xml:space="preserve"> </w:t>
-      </w:r>
-      <w:r>
-        <w:rPr>
-          <w:spacing w:val="-1"/>
-          <w:lang w:val="it-IT"/>
-        </w:rPr>
-        <w:t>ed</w:t>
-      </w:r>
-      <w:r>
-        <w:rPr>
-          <w:spacing w:val="-7"/>
-          <w:lang w:val="it-IT"/>
-        </w:rPr>
-        <w:t xml:space="preserve"> </w:t>
-      </w:r>
-      <w:r>
-        <w:rPr>
-          <w:spacing w:val="-1"/>
-          <w:lang w:val="it-IT"/>
-        </w:rPr>
-        <w:t>approvati</w:t>
-      </w:r>
-      <w:r>
-        <w:rPr>
-          <w:spacing w:val="-10"/>
-          <w:lang w:val="it-IT"/>
-        </w:rPr>
-        <w:t xml:space="preserve"> </w:t>
-      </w:r>
-      <w:r>
-        <w:rPr>
-          <w:spacing w:val="-1"/>
-          <w:lang w:val="it-IT"/>
-        </w:rPr>
-        <w:t>alla</w:t>
-      </w:r>
-      <w:r>
-        <w:rPr>
-          <w:spacing w:val="-7"/>
-          <w:lang w:val="it-IT"/>
-        </w:rPr>
-        <w:t xml:space="preserve"> </w:t>
-      </w:r>
-      <w:r>
-        <w:rPr>
-          <w:spacing w:val="-1"/>
-          <w:lang w:val="it-IT"/>
-        </w:rPr>
-        <w:t>luce</w:t>
-      </w:r>
-      <w:r>
-        <w:rPr>
-          <w:spacing w:val="-7"/>
-          <w:lang w:val="it-IT"/>
-        </w:rPr>
-        <w:t xml:space="preserve"> </w:t>
-      </w:r>
-      <w:r>
-        <w:rPr>
-          <w:spacing w:val="-1"/>
-          <w:lang w:val="it-IT"/>
-        </w:rPr>
-        <w:t>della</w:t>
-      </w:r>
-      <w:r>
-        <w:rPr>
-          <w:spacing w:val="-7"/>
-          <w:lang w:val="it-IT"/>
-        </w:rPr>
-        <w:t xml:space="preserve"> </w:t>
-      </w:r>
-      <w:r>
-        <w:rPr>
-          <w:spacing w:val="-1"/>
-          <w:lang w:val="it-IT"/>
-        </w:rPr>
-        <w:t>storia</w:t>
-      </w:r>
-      <w:r>
-        <w:rPr>
-          <w:spacing w:val="-7"/>
-          <w:lang w:val="it-IT"/>
-        </w:rPr>
-        <w:t xml:space="preserve"> </w:t>
-      </w:r>
-      <w:r>
-        <w:rPr>
-          <w:spacing w:val="-1"/>
-          <w:lang w:val="it-IT"/>
-        </w:rPr>
-        <w:t>anamnestica</w:t>
-      </w:r>
-      <w:r>
-        <w:rPr>
-          <w:spacing w:val="-7"/>
-          <w:lang w:val="it-IT"/>
-        </w:rPr>
-        <w:t xml:space="preserve"> </w:t>
-      </w:r>
-      <w:r>
-        <w:rPr>
-          <w:spacing w:val="-1"/>
-          <w:lang w:val="it-IT"/>
-        </w:rPr>
-        <w:t>personale</w:t>
-      </w:r>
-      <w:r>
-        <w:rPr>
-          <w:spacing w:val="-7"/>
-          <w:lang w:val="it-IT"/>
-        </w:rPr>
-        <w:t xml:space="preserve"> </w:t>
-      </w:r>
-      <w:r>
-        <w:rPr>
-          <w:spacing w:val="-1"/>
-          <w:lang w:val="it-IT"/>
-        </w:rPr>
-        <w:t>su</w:t>
-      </w:r>
-      <w:r>
-        <w:rPr>
-          <w:spacing w:val="-7"/>
-          <w:lang w:val="it-IT"/>
-        </w:rPr>
-        <w:t xml:space="preserve"> </w:t>
-      </w:r>
-      <w:r>
-        <w:rPr>
-          <w:b/>
-          <w:spacing w:val="-1"/>
-          <w:lang w:val="it-IT"/>
-        </w:rPr>
-        <w:t>verifica</w:t>
-      </w:r>
-      <w:r>
-        <w:rPr>
-          <w:b/>
-          <w:spacing w:val="-6"/>
-          <w:lang w:val="it-IT"/>
-        </w:rPr>
-        <w:t xml:space="preserve"> </w:t>
-      </w:r>
-      <w:r>
-        <w:rPr>
-          <w:b/>
-          <w:spacing w:val="-1"/>
-          <w:lang w:val="it-IT"/>
-        </w:rPr>
-        <w:t>del</w:t>
-      </w:r>
-      <w:r>
-        <w:rPr>
-          <w:b/>
-          <w:spacing w:val="-7"/>
-          <w:lang w:val="it-IT"/>
-        </w:rPr>
-        <w:t xml:space="preserve"> </w:t>
-      </w:r>
-      <w:r>
-        <w:rPr>
-          <w:b/>
-          <w:spacing w:val="-1"/>
-          <w:lang w:val="it-IT"/>
-        </w:rPr>
-        <w:t>medico</w:t>
-      </w:r>
-      <w:r>
-        <w:rPr>
-          <w:b/>
-          <w:spacing w:val="-6"/>
-          <w:lang w:val="it-IT"/>
-        </w:rPr>
-        <w:t xml:space="preserve"> </w:t>
-      </w:r>
-      <w:r>
-        <w:rPr>
-          <w:b/>
-          <w:spacing w:val="-1"/>
-          <w:lang w:val="it-IT"/>
-        </w:rPr>
-        <w:t>curante</w:t>
+          <w:bCs/>
+          <w:spacing w:val="-1"/>
+          <w:lang w:val="it-IT"/>
+        </w:rPr>
+        <w:t>verifica del medico curante</w:t>
       </w:r>
       <w:r>
         <w:rPr>
@@ -15591,7 +14000,7 @@
               <w:szCs w:val="16"/>
               <w:rFonts w:ascii="Arial" w:hAnsi="Arial"/>
             </w:rPr>
-            <w:t>3</w:t>
+            <w:t>6</w:t>
           </w:r>
           <w:r>
             <w:rPr>
@@ -15723,7 +14132,7 @@
               <w:szCs w:val="16"/>
               <w:rFonts w:ascii="Arial" w:hAnsi="Arial"/>
             </w:rPr>
-            <w:t>3</w:t>
+            <w:t>6</w:t>
           </w:r>
           <w:r>
             <w:rPr>
@@ -16282,6 +14691,13 @@
       <w:vertAlign w:val="superscript"/>
     </w:rPr>
   </w:style>
+  <w:style w:type="character" w:styleId="FootnoteCharacters2">
+    <w:name w:val="Footnote Characters2"/>
+    <w:qFormat/>
+    <w:rPr>
+      <w:vertAlign w:val="superscript"/>
+    </w:rPr>
+  </w:style>
   <w:style w:type="character" w:styleId="FootnoteReference">
     <w:name w:val="Footnote Reference"/>
     <w:rPr>
@@ -16297,6 +14713,13 @@
   </w:style>
   <w:style w:type="character" w:styleId="EndnoteCharacters1">
     <w:name w:val="Endnote Characters1"/>
+    <w:qFormat/>
+    <w:rPr>
+      <w:vertAlign w:val="superscript"/>
+    </w:rPr>
+  </w:style>
+  <w:style w:type="character" w:styleId="EndnoteCharacters2">
+    <w:name w:val="Endnote Characters2"/>
     <w:qFormat/>
     <w:rPr>
       <w:vertAlign w:val="superscript"/>
